--- a/Kitobchi-Investor-Tahlil.docx
+++ b/Kitobchi-Investor-Tahlil.docx
@@ -68,33 +68,33 @@
       <w:r>
         <w:rPr>
           <w:rFonts w:ascii="Calibri" w:cs="Calibri" w:eastAsia="Calibri" w:hAnsi="Calibri"/>
+          <w:b/>
+          <w:bCs/>
           <w:i/>
           <w:iCs/>
-          <w:color w:val="6E5849"/>
-          <w:highlight w:val="lightGray"/>
-          <w:highlightCs w:val="lightGray"/>
+          <w:color w:val="B76B3A"/>
         </w:rPr>
         <w:t xml:space="preserve">[Hujjat tayyorlangan sana: </w:t>
       </w:r>
       <w:r>
         <w:rPr>
           <w:rFonts w:ascii="Calibri" w:cs="Calibri" w:eastAsia="Calibri" w:hAnsi="Calibri"/>
+          <w:b/>
+          <w:bCs/>
           <w:i/>
           <w:iCs/>
-          <w:color w:val="6E5849"/>
-          <w:highlight w:val="lightGray"/>
-          <w:highlightCs w:val="lightGray"/>
+          <w:color w:val="B76B3A"/>
         </w:rPr>
         <w:t xml:space="preserve">YYYY-MM-DD</w:t>
       </w:r>
       <w:r>
         <w:rPr>
           <w:rFonts w:ascii="Calibri" w:cs="Calibri" w:eastAsia="Calibri" w:hAnsi="Calibri"/>
+          <w:b/>
+          <w:bCs/>
           <w:i/>
           <w:iCs/>
-          <w:color w:val="6E5849"/>
-          <w:highlight w:val="lightGray"/>
-          <w:highlightCs w:val="lightGray"/>
+          <w:color w:val="B76B3A"/>
         </w:rPr>
         <w:t xml:space="preserve">]</w:t>
       </w:r>
@@ -107,33 +107,33 @@
       <w:r>
         <w:rPr>
           <w:rFonts w:ascii="Calibri" w:cs="Calibri" w:eastAsia="Calibri" w:hAnsi="Calibri"/>
+          <w:b/>
+          <w:bCs/>
           <w:i/>
           <w:iCs/>
-          <w:color w:val="6E5849"/>
-          <w:highlight w:val="lightGray"/>
-          <w:highlightCs w:val="lightGray"/>
+          <w:color w:val="B76B3A"/>
         </w:rPr>
         <w:t xml:space="preserve">[Aloqa: </w:t>
       </w:r>
       <w:r>
         <w:rPr>
           <w:rFonts w:ascii="Calibri" w:cs="Calibri" w:eastAsia="Calibri" w:hAnsi="Calibri"/>
+          <w:b/>
+          <w:bCs/>
           <w:i/>
           <w:iCs/>
-          <w:color w:val="6E5849"/>
-          <w:highlight w:val="lightGray"/>
-          <w:highlightCs w:val="lightGray"/>
+          <w:color w:val="B76B3A"/>
         </w:rPr>
         <w:t xml:space="preserve">ism, telefon, email</w:t>
       </w:r>
       <w:r>
         <w:rPr>
           <w:rFonts w:ascii="Calibri" w:cs="Calibri" w:eastAsia="Calibri" w:hAnsi="Calibri"/>
+          <w:b/>
+          <w:bCs/>
           <w:i/>
           <w:iCs/>
-          <w:color w:val="6E5849"/>
-          <w:highlight w:val="lightGray"/>
-          <w:highlightCs w:val="lightGray"/>
+          <w:color w:val="B76B3A"/>
         </w:rPr>
         <w:t xml:space="preserve">]</w:t>
       </w:r>
@@ -454,7 +454,17 @@
         <w:t xml:space="preserve">3. Yechim</w:t>
       </w:r>
     </w:p>
-    <w:p>Kitobchi quyidagi to‘plamni bir joyda taqdim etadi:</w:p>
+    <w:p>
+      <w:pPr>
+        <w:spacing w:after="120"/>
+      </w:pPr>
+      <w:r>
+        <w:rPr>
+          <w:rFonts w:ascii="Calibri" w:cs="Calibri" w:eastAsia="Calibri" w:hAnsi="Calibri"/>
+        </w:rPr>
+        <w:t xml:space="preserve">Kitobchi quyidagi to‘plamni bir joyda taqdim etadi:</w:t>
+      </w:r>
+    </w:p>
     <w:p>
       <w:pPr>
         <w:pStyle w:val="Heading2"/>
@@ -972,7 +982,17 @@
         <w:t xml:space="preserve">Ko‘p qatlamli ma’lumot infratuzilmasi</w:t>
       </w:r>
     </w:p>
-    <w:p>Tizim quyidagi domenlarni boshqaradi: foydalanuvchilar, sotuvchilar, kuryerlar, kitoblar, kanselyariya, kategoriyalar, buyurtmalar, sotuvchi-buyurtmalari, kuryer-buyurtmalari, tranzaksiyalar, gift-sertifikatlari, mystery-box obunalari, promokodlar, reklamalar, reels, book club, shikoyatlar, support murojaatlari, push xabarlar, vakansiyalar va karyera arizalari.</w:p>
+    <w:p>
+      <w:pPr>
+        <w:spacing w:after="120"/>
+      </w:pPr>
+      <w:r>
+        <w:rPr>
+          <w:rFonts w:ascii="Calibri" w:cs="Calibri" w:eastAsia="Calibri" w:hAnsi="Calibri"/>
+        </w:rPr>
+        <w:t xml:space="preserve">Tizim quyidagi domenlarni boshqaradi: foydalanuvchilar, sotuvchilar, kuryerlar, kitoblar, kanselyariya, kategoriyalar, buyurtmalar, sotuvchi-buyurtmalari, kuryer-buyurtmalari, tranzaksiyalar, gift-sertifikatlari, mystery-box obunalari, promokodlar, reklamalar, reels, book club, shikoyatlar, support murojaatlari, push xabarlar, vakansiyalar va karyera arizalari.</w:t>
+      </w:r>
+    </w:p>
     <w:p>
       <w:pPr>
         <w:pStyle w:val="Heading1"/>
@@ -1575,11 +1595,11 @@
       <w:r>
         <w:rPr>
           <w:rFonts w:ascii="Calibri" w:cs="Calibri" w:eastAsia="Calibri" w:hAnsi="Calibri"/>
+          <w:b/>
+          <w:bCs/>
           <w:i/>
           <w:iCs/>
-          <w:color w:val="6E5849"/>
-          <w:highlight w:val="lightGray"/>
-          <w:highlightCs w:val="lightGray"/>
+          <w:color w:val="B76B3A"/>
         </w:rPr>
         <w:t xml:space="preserve">~36 mln</w:t>
       </w:r>
@@ -1592,11 +1612,11 @@
       <w:r>
         <w:rPr>
           <w:rFonts w:ascii="Calibri" w:cs="Calibri" w:eastAsia="Calibri" w:hAnsi="Calibri"/>
+          <w:b/>
+          <w:bCs/>
           <w:i/>
           <w:iCs/>
-          <w:color w:val="6E5849"/>
-          <w:highlight w:val="lightGray"/>
-          <w:highlightCs w:val="lightGray"/>
+          <w:color w:val="B76B3A"/>
         </w:rPr>
         <w:t xml:space="preserve">[N mlrd UZS]</w:t>
       </w:r>
@@ -1625,11 +1645,11 @@
       <w:r>
         <w:rPr>
           <w:rFonts w:ascii="Calibri" w:cs="Calibri" w:eastAsia="Calibri" w:hAnsi="Calibri"/>
+          <w:b/>
+          <w:bCs/>
           <w:i/>
           <w:iCs/>
-          <w:color w:val="6E5849"/>
-          <w:highlight w:val="lightGray"/>
-          <w:highlightCs w:val="lightGray"/>
+          <w:color w:val="B76B3A"/>
         </w:rPr>
         <w:t xml:space="preserve">[Toshkent, viloyat markazlari, talaba va ofis xodimlari, 16–40 yosh]</w:t>
       </w:r>
@@ -1658,11 +1678,11 @@
       <w:r>
         <w:rPr>
           <w:rFonts w:ascii="Calibri" w:cs="Calibri" w:eastAsia="Calibri" w:hAnsi="Calibri"/>
+          <w:b/>
+          <w:bCs/>
           <w:i/>
           <w:iCs/>
-          <w:color w:val="6E5849"/>
-          <w:highlight w:val="lightGray"/>
-          <w:highlightCs w:val="lightGray"/>
+          <w:color w:val="B76B3A"/>
         </w:rPr>
         <w:t xml:space="preserve">[X% / Y mlrd UZS]</w:t>
       </w:r>
@@ -1878,7 +1898,17 @@
         <w:t xml:space="preserve">7. Hozirgi traksiya (placeholders)</w:t>
       </w:r>
     </w:p>
-    <w:p>Quyidagi raqamlar admin paneldan oson olinadi va investor uchrashuvidan oldin to‘ldirib qo‘yiladi.</w:p>
+    <w:p>
+      <w:pPr>
+        <w:spacing w:after="120"/>
+      </w:pPr>
+      <w:r>
+        <w:rPr>
+          <w:rFonts w:ascii="Calibri" w:cs="Calibri" w:eastAsia="Calibri" w:hAnsi="Calibri"/>
+        </w:rPr>
+        <w:t xml:space="preserve">Quyidagi raqamlar admin paneldan oson olinadi va investor uchrashuvidan oldin to‘ldirib qo‘yiladi.</w:t>
+      </w:r>
+    </w:p>
     <w:tbl>
       <w:tblPr>
         <w:tblW w:type="dxa" w:w="9000"/>
@@ -3315,11 +3345,11 @@
       <w:r>
         <w:rPr>
           <w:rFonts w:ascii="Calibri" w:cs="Calibri" w:eastAsia="Calibri" w:hAnsi="Calibri"/>
+          <w:b/>
+          <w:bCs/>
           <w:i/>
           <w:iCs/>
-          <w:color w:val="6E5849"/>
-          <w:highlight w:val="lightGray"/>
-          <w:highlightCs w:val="lightGray"/>
+          <w:color w:val="B76B3A"/>
         </w:rPr>
         <w:t xml:space="preserve">[$N]</w:t>
       </w:r>
@@ -3332,11 +3362,11 @@
       <w:r>
         <w:rPr>
           <w:rFonts w:ascii="Calibri" w:cs="Calibri" w:eastAsia="Calibri" w:hAnsi="Calibri"/>
+          <w:b/>
+          <w:bCs/>
           <w:i/>
           <w:iCs/>
-          <w:color w:val="6E5849"/>
-          <w:highlight w:val="lightGray"/>
-          <w:highlightCs w:val="lightGray"/>
+          <w:color w:val="B76B3A"/>
         </w:rPr>
         <w:t xml:space="preserve">[X%]</w:t>
       </w:r>
